--- a/finanzas/clarita/plantillas/base_pagare_y_carta.docx
+++ b/finanzas/clarita/plantillas/base_pagare_y_carta.docx
@@ -971,7 +971,7 @@
           <w:sz w:val="21"/>
           <w:szCs w:val="21"/>
         </w:rPr>
-        <w:t xml:space="preserve">f) Las sumas que el contrato establezca por terminación anticipada, si las pacta.</w:t>
+        <w:t xml:space="preserve">f) La reliquidación del canon por terminación anticipada pactada en el contrato (diferencia con la tarifa del escalón de plazo realmente cumplido).</w:t>
       </w:r>
     </w:p>
     <w:p>
